--- a/chestii de cpp/clase/struct-clase.docx
+++ b/chestii de cpp/clase/struct-clase.docx
@@ -1,114 +1,207 @@
 
 <file path=word/document.xml><?xml version="1.0" encoding="utf-8"?>
-<w:document xmlns:wpc="http://schemas.microsoft.com/office/word/2010/wordprocessingCanvas" xmlns:cx="http://schemas.microsoft.com/office/drawing/2014/chartex" xmlns:cx1="http://schemas.microsoft.com/office/drawing/2015/9/8/chartex" xmlns:cx2="http://schemas.microsoft.com/office/drawing/2015/10/21/chartex" xmlns:cx3="http://schemas.microsoft.com/office/drawing/2016/5/9/chartex" xmlns:cx4="http://schemas.microsoft.com/office/drawing/2016/5/10/chartex" xmlns:cx5="http://schemas.microsoft.com/office/drawing/2016/5/11/chartex" xmlns:cx6="http://schemas.microsoft.com/office/drawing/2016/5/12/chartex" xmlns:cx7="http://schemas.microsoft.com/office/drawing/2016/5/13/chartex" xmlns:cx8="http://schemas.microsoft.com/office/drawing/2016/5/14/chartex" xmlns:mc="http://schemas.openxmlformats.org/markup-compatibility/2006" xmlns:aink="http://schemas.microsoft.com/office/drawing/2016/ink" xmlns:am3d="http://schemas.microsoft.com/office/drawing/2017/model3d" xmlns:o="urn:schemas-microsoft-com:office:office" xmlns:oel="http://schemas.microsoft.com/office/2019/extlst" xmlns:r="http://schemas.openxmlformats.org/officeDocument/2006/relationships" xmlns:m="http://schemas.openxmlformats.org/officeDocument/2006/math" xmlns:v="urn:schemas-microsoft-com:vml" xmlns:wp14="http://schemas.microsoft.com/office/word/2010/wordprocessingDrawing" xmlns:wp="http://schemas.openxmlformats.org/drawingml/2006/wordprocessingDrawing" xmlns:w10="urn:schemas-microsoft-com:office:word" xmlns:w="http://schemas.openxmlformats.org/wordprocessingml/2006/main" xmlns:w14="http://schemas.microsoft.com/office/word/2010/wordml" xmlns:w15="http://schemas.microsoft.com/office/word/2012/wordml" xmlns:w16cex="http://schemas.microsoft.com/office/word/2018/wordml/cex" xmlns:w16cid="http://schemas.microsoft.com/office/word/2016/wordml/cid" xmlns:w16="http://schemas.microsoft.com/office/word/2018/wordml" xmlns:w16du="http://schemas.microsoft.com/office/word/2023/wordml/word16du" xmlns:w16sdtdh="http://schemas.microsoft.com/office/word/2020/wordml/sdtdatahash" xmlns:w16sdtfl="http://schemas.microsoft.com/office/word/2024/wordml/sdtformatlock" xmlns:w16se="http://schemas.microsoft.com/office/word/2015/wordml/symex" xmlns:wpg="http://schemas.microsoft.com/office/word/2010/wordprocessingGroup" xmlns:wpi="http://schemas.microsoft.com/office/word/2010/wordprocessingInk" xmlns:wne="http://schemas.microsoft.com/office/word/2006/wordml" xmlns:wps="http://schemas.microsoft.com/office/word/2010/wordprocessingShape" mc:Ignorable="w14 w15 w16se w16cid w16 w16cex w16sdtdh w16sdtfl w16du wp14">
+<w:document xmlns:o="urn:schemas-microsoft-com:office:office" xmlns:r="http://schemas.openxmlformats.org/officeDocument/2006/relationships" xmlns:v="urn:schemas-microsoft-com:vml" xmlns:w="http://schemas.openxmlformats.org/wordprocessingml/2006/main" xmlns:w10="urn:schemas-microsoft-com:office:word" xmlns:wp="http://schemas.openxmlformats.org/drawingml/2006/wordprocessingDrawing" xmlns:wps="http://schemas.microsoft.com/office/word/2010/wordprocessingShape" xmlns:wpg="http://schemas.microsoft.com/office/word/2010/wordprocessingGroup" xmlns:mc="http://schemas.openxmlformats.org/markup-compatibility/2006" xmlns:wp14="http://schemas.microsoft.com/office/word/2010/wordprocessingDrawing" xmlns:w14="http://schemas.microsoft.com/office/word/2010/wordml" xmlns:w15="http://schemas.microsoft.com/office/word/2012/wordml" mc:Ignorable="w14 wp14 w15">
   <w:body>
     <w:p>
       <w:pPr>
         <w:pStyle w:val="Title"/>
-      </w:pPr>
-      <w:r>
-        <w:t>Struct</w:t>
-      </w:r>
-      <w:r>
-        <w:t xml:space="preserve"> / CLASE (TOT CE ZIC AICI SE APLICA SI CLASELOR, SINGURA DIFERENTA DINTRE CLASE SI STRUCT E CA MEMBRII STRUCTULUI SUNT PUBLIC BY DEFAULT, MEMBRII CLASEI SUNT PRIVATE BY DEFAULT)</w:t>
-      </w:r>
-    </w:p>
-    <w:p/>
-    <w:p>
-      <w:r>
+        <w:rPr/>
+      </w:pPr>
+      <w:r>
+        <w:rPr/>
+        <w:t>Struct / CLASE (TOT CE ZIC AICI SE APLICA SI CLASELOR, SINGURA DIFERENTA DINTRE CLASE SI STRUCT E CA MEMBRII STRUCTULUI SUNT PUBLIC BY DEFAULT, MEMBRII CLASEI SUNT PRIVATE BY DEFAULT)</w:t>
+      </w:r>
+    </w:p>
+    <w:p>
+      <w:pPr>
+        <w:pStyle w:val="Normal"/>
+        <w:rPr>
+          <w:color w:val="C9211E"/>
+        </w:rPr>
+      </w:pPr>
+      <w:r>
+        <w:rPr>
+          <w:color w:val="C9211E"/>
+        </w:rPr>
+        <w:t>!!! Functiile membre nu ocupa "memorie" in clasa. Adica daca declari o functie intr-o clasa, clasei aceleia nu ii va creste "sizeof" fiindca functia nu va fi pusa in memoria atribuita pt clasa, va fi pusa intr-o adresa oarecare fiindca in spate, de fapt, compilatorul gestioneaza functia respectiva ca o functie out of scope din clasa, doar ca o scrie astfel incat sa fie folosita conform obiectului care o apeleaza si parametrilor primiti</w:t>
+      </w:r>
+    </w:p>
+    <w:p>
+      <w:pPr>
+        <w:pStyle w:val="Normal"/>
+        <w:rPr/>
+      </w:pPr>
+      <w:r>
+        <w:rPr/>
         <w:t>-In C, structurile nu pot avea functii.</w:t>
       </w:r>
     </w:p>
     <w:p>
-      <w:r>
+      <w:pPr>
+        <w:pStyle w:val="Normal"/>
+        <w:rPr/>
+      </w:pPr>
+      <w:r>
+        <w:rPr/>
         <w:t>-Structurile ar trebui sa evite sa aibe constructori</w:t>
       </w:r>
     </w:p>
     <w:p>
-      <w:r>
+      <w:pPr>
+        <w:pStyle w:val="Normal"/>
+        <w:rPr/>
+      </w:pPr>
+      <w:r>
+        <w:rPr/>
         <w:t>-Un obiect este o adresa in memorie care incapsuleaza date.</w:t>
       </w:r>
     </w:p>
     <w:p>
-      <w:r>
-        <w:t>-Cand declaram un struct, nu este alocata memorie</w:t>
-      </w:r>
-      <w:r>
-        <w:t xml:space="preserve"> (pentru declararea respectiva de struct ma refer doar)</w:t>
-      </w:r>
-      <w:r>
-        <w:t>.</w:t>
-      </w:r>
-    </w:p>
-    <w:p>
-      <w:r>
-        <w:t>-Declaram “program defined types” – adica tipurile pe care le definim noi, cu litera mare la inceput.</w:t>
-      </w:r>
-    </w:p>
-    <w:p>
-      <w:r>
+      <w:pPr>
+        <w:pStyle w:val="Normal"/>
+        <w:rPr/>
+      </w:pPr>
+      <w:r>
+        <w:rPr/>
+        <w:t>-Cand declaram un struct, nu este alocata memorie (pentru declararea respectiva de struct ma refer doar).</w:t>
+      </w:r>
+    </w:p>
+    <w:p>
+      <w:pPr>
+        <w:pStyle w:val="Normal"/>
+        <w:rPr/>
+      </w:pPr>
+      <w:r>
+        <w:rPr/>
+        <w:t>-Declaram “user defined types” – adica tipurile pe care le definim noi (recomandare de sintaxa: declaram  cu litera mare la inceput user defined types)</w:t>
+      </w:r>
+    </w:p>
+    <w:p>
+      <w:pPr>
+        <w:pStyle w:val="Normal"/>
+        <w:rPr/>
+      </w:pPr>
+      <w:r>
+        <w:rPr/>
         <w:t>-In struct (si clase), membrii vor fi initializati in ordinea in care sunt declarati in struct, nu in constructor sau altceva.</w:t>
       </w:r>
     </w:p>
     <w:p>
-      <w:r>
+      <w:pPr>
+        <w:pStyle w:val="Normal"/>
+        <w:rPr/>
+      </w:pPr>
+      <w:r>
+        <w:rPr/>
         <w:t>-Tot ce se aplica claselor, se aplica si structurilor(si vice versa)</w:t>
       </w:r>
     </w:p>
     <w:p>
-      <w:r>
-        <w:t>-O diferenta importanta intre struct si clase e ca: membrii structului sunt public by default (daca nu specifici private: sau public: ), in timp ce la clase sunt private by default</w:t>
-      </w:r>
-    </w:p>
-    <w:p>
-      <w:r>
-        <w:t>-Daca folosim o variabila de struct facut de noi intr-un alt struct ca membru, sa folosim acel membru ca owner (adica ca tip de obiect al structului respectiv), nu un membru al acelui struct. adica sa dam  “struct variabila” nu “struct variabila.wage” de exemplu</w:t>
-      </w:r>
-    </w:p>
-    <w:p>
-      <w:r>
+      <w:pPr>
+        <w:pStyle w:val="Normal"/>
+        <w:rPr/>
+      </w:pPr>
+      <w:r>
+        <w:rPr>
+          <w:color w:val="C9211E"/>
+        </w:rPr>
+        <w:t>-O diferenta importanta intre struct si clase e ca:</w:t>
+      </w:r>
+      <w:r>
+        <w:rPr/>
+        <w:t xml:space="preserve"> membrii structului sunt public by default (daca nu e specificat private: sau public: ), in timp ce la clase sunt private by default</w:t>
+      </w:r>
+    </w:p>
+    <w:p>
+      <w:pPr>
+        <w:pStyle w:val="Normal"/>
+        <w:rPr/>
+      </w:pPr>
+      <w:r>
+        <w:rPr/>
+        <w:t xml:space="preserve">-Daca folosim o variabila de struct facut de noi intr-un alt struct ca membru, sa folosim acel membru ca owner (adica ca tip de obiect al structului respectiv), nu un membru al acelui struct. adica sa dam  “struct variabila” nu “struct variabila.wage” </w:t>
+      </w:r>
+    </w:p>
+    <w:p>
+      <w:pPr>
+        <w:pStyle w:val="Normal"/>
+        <w:rPr/>
+      </w:pPr>
+      <w:r>
+        <w:rPr/>
         <w:t>-Sa nu uitam de padding(despre care am vorbit in alt doc)</w:t>
       </w:r>
     </w:p>
     <w:p>
-      <w:r>
+      <w:pPr>
+        <w:pStyle w:val="Normal"/>
+        <w:rPr/>
+      </w:pPr>
+      <w:r>
+        <w:rPr/>
         <w:t>-Daca folosim  “ . “ ca sa accesam un membru al unui obiect creat, inseamna ca suntem deja intr-o adresa si adresa respectiva are membrii pe care incercam sa-i accesam.\</w:t>
       </w:r>
     </w:p>
     <w:p>
-      <w:r>
-        <w:lastRenderedPageBreak/>
+      <w:pPr>
+        <w:pStyle w:val="Normal"/>
+        <w:rPr/>
+      </w:pPr>
+      <w:r>
+        <w:rPr/>
         <w:t>-Daca folosim “ -&gt; “ inseamna ca trebuie sa intram intr-o anumita adresa, iar apoi sa accesam membrii respectivi.</w:t>
       </w:r>
     </w:p>
     <w:p>
-      <w:r>
+      <w:pPr>
+        <w:pStyle w:val="Normal"/>
+        <w:rPr/>
+      </w:pPr>
+      <w:r>
+        <w:rPr/>
         <w:t>-Cand folosim “this”, mereu folosim “ this -&gt; “ adica cu -&gt;.</w:t>
       </w:r>
     </w:p>
-    <w:p/>
-    <w:p/>
-    <w:p>
-      <w:r>
-        <w:t xml:space="preserve">Operator overloading pe “&lt;&lt;” ca sa afiseze </w:t>
-      </w:r>
-      <w:r>
-        <w:t>un obiect</w:t>
-      </w:r>
-      <w:r>
-        <w:t xml:space="preserve"> cum vrei</w:t>
-      </w:r>
-    </w:p>
-    <w:p>
-      <w:r>
-        <w:rPr>
-          <w:noProof/>
-        </w:rPr>
+    <w:p>
+      <w:pPr>
+        <w:pStyle w:val="Normal"/>
+        <w:rPr/>
+      </w:pPr>
+      <w:r>
+        <w:rPr/>
+      </w:r>
+    </w:p>
+    <w:p>
+      <w:pPr>
+        <w:pStyle w:val="Normal"/>
+        <w:rPr/>
+      </w:pPr>
+      <w:r>
+        <w:rPr/>
+      </w:r>
+    </w:p>
+    <w:p>
+      <w:pPr>
+        <w:pStyle w:val="Normal"/>
+        <w:rPr/>
+      </w:pPr>
+      <w:r>
+        <w:rPr/>
+        <w:t>Operator overloading pe “&lt;&lt;” ca sa afiseze un obiect cum vrei</w:t>
+      </w:r>
+    </w:p>
+    <w:p>
+      <w:pPr>
+        <w:pStyle w:val="Normal"/>
+        <w:rPr/>
+      </w:pPr>
+      <w:r>
+        <w:rPr/>
         <w:drawing>
-          <wp:inline distT="0" distB="0" distL="0" distR="0" wp14:anchorId="4DA0DE8F" wp14:editId="2F86FFEC">
+          <wp:inline distT="0" distB="0" distL="0" distR="0">
             <wp:extent cx="5934075" cy="3409950"/>
-            <wp:effectExtent l="0" t="0" r="9525" b="0"/>
-            <wp:docPr id="2146727705" name="Picture 1"/>
+            <wp:effectExtent l="0" t="0" r="0" b="0"/>
+            <wp:docPr id="1" name="Picture 1" descr=""/>
             <wp:cNvGraphicFramePr>
               <a:graphicFrameLocks xmlns:a="http://schemas.openxmlformats.org/drawingml/2006/main" noChangeAspect="1"/>
             </wp:cNvGraphicFramePr>
@@ -116,16 +209,18 @@
               <a:graphicData uri="http://schemas.openxmlformats.org/drawingml/2006/picture">
                 <pic:pic xmlns:pic="http://schemas.openxmlformats.org/drawingml/2006/picture">
                   <pic:nvPicPr>
-                    <pic:cNvPr id="2146727705" name=""/>
-                    <pic:cNvPicPr/>
+                    <pic:cNvPr id="1" name="Picture 1" descr=""/>
+                    <pic:cNvPicPr>
+                      <a:picLocks noChangeAspect="1" noChangeArrowheads="1"/>
+                    </pic:cNvPicPr>
                   </pic:nvPicPr>
                   <pic:blipFill>
-                    <a:blip r:embed="rId4"/>
+                    <a:blip r:embed="rId2"/>
                     <a:stretch>
                       <a:fillRect/>
                     </a:stretch>
                   </pic:blipFill>
-                  <pic:spPr>
+                  <pic:spPr bwMode="auto">
                     <a:xfrm>
                       <a:off x="0" y="0"/>
                       <a:ext cx="5934075" cy="3409950"/>
@@ -141,34 +236,149 @@
         </w:drawing>
       </w:r>
     </w:p>
-    <w:p/>
-    <w:p/>
-    <w:p/>
-    <w:p/>
-    <w:p/>
-    <w:p/>
-    <w:p/>
-    <w:p/>
-    <w:p/>
-    <w:p/>
-    <w:p/>
-    <w:p/>
-    <w:p/>
-    <w:p>
-      <w:r>
-        <w:t>Delegating constructors</w:t>
-      </w:r>
-    </w:p>
-    <w:p>
-      <w:r>
-        <w:rPr>
-          <w:noProof/>
-        </w:rPr>
+    <w:p>
+      <w:pPr>
+        <w:pStyle w:val="Normal"/>
+        <w:rPr/>
+      </w:pPr>
+      <w:r>
+        <w:rPr/>
+      </w:r>
+    </w:p>
+    <w:p>
+      <w:pPr>
+        <w:pStyle w:val="Normal"/>
+        <w:rPr/>
+      </w:pPr>
+      <w:r>
+        <w:rPr/>
+      </w:r>
+    </w:p>
+    <w:p>
+      <w:pPr>
+        <w:pStyle w:val="Normal"/>
+        <w:rPr/>
+      </w:pPr>
+      <w:r>
+        <w:rPr/>
+      </w:r>
+    </w:p>
+    <w:p>
+      <w:pPr>
+        <w:pStyle w:val="Normal"/>
+        <w:rPr/>
+      </w:pPr>
+      <w:r>
+        <w:rPr/>
+      </w:r>
+    </w:p>
+    <w:p>
+      <w:pPr>
+        <w:pStyle w:val="Normal"/>
+        <w:rPr/>
+      </w:pPr>
+      <w:r>
+        <w:rPr/>
+      </w:r>
+    </w:p>
+    <w:p>
+      <w:pPr>
+        <w:pStyle w:val="Normal"/>
+        <w:rPr/>
+      </w:pPr>
+      <w:r>
+        <w:rPr/>
+      </w:r>
+    </w:p>
+    <w:p>
+      <w:pPr>
+        <w:pStyle w:val="Normal"/>
+        <w:rPr/>
+      </w:pPr>
+      <w:r>
+        <w:rPr/>
+      </w:r>
+    </w:p>
+    <w:p>
+      <w:pPr>
+        <w:pStyle w:val="Normal"/>
+        <w:rPr/>
+      </w:pPr>
+      <w:r>
+        <w:rPr/>
+      </w:r>
+    </w:p>
+    <w:p>
+      <w:pPr>
+        <w:pStyle w:val="Normal"/>
+        <w:rPr/>
+      </w:pPr>
+      <w:r>
+        <w:rPr/>
+      </w:r>
+    </w:p>
+    <w:p>
+      <w:pPr>
+        <w:pStyle w:val="Normal"/>
+        <w:rPr/>
+      </w:pPr>
+      <w:r>
+        <w:rPr/>
+      </w:r>
+    </w:p>
+    <w:p>
+      <w:pPr>
+        <w:pStyle w:val="Normal"/>
+        <w:rPr/>
+      </w:pPr>
+      <w:r>
+        <w:rPr/>
+      </w:r>
+    </w:p>
+    <w:p>
+      <w:pPr>
+        <w:pStyle w:val="Normal"/>
+        <w:rPr/>
+      </w:pPr>
+      <w:r>
+        <w:rPr/>
+      </w:r>
+    </w:p>
+    <w:p>
+      <w:pPr>
+        <w:pStyle w:val="Normal"/>
+        <w:rPr/>
+      </w:pPr>
+      <w:r>
+        <w:rPr/>
+      </w:r>
+    </w:p>
+    <w:p>
+      <w:pPr>
+        <w:pStyle w:val="Normal"/>
+        <w:rPr/>
+      </w:pPr>
+      <w:r>
+        <w:rPr/>
+        <w:t>Delegating constructors (exemplu asta e o mizerie ordinara fiindca adauga overhead aiurea, in loc sa facem asta puteam doar sa setam id cu o valoare default si daca nu era trimis ca parametru in initializare oricum ar fi fost initializat)</w:t>
+      </w:r>
+    </w:p>
+    <w:p>
+      <w:pPr>
+        <w:pStyle w:val="Normal"/>
+        <w:widowControl/>
+        <w:bidi w:val="0"/>
+        <w:spacing w:lineRule="auto" w:line="276" w:before="0" w:after="160"/>
+        <w:jc w:val="left"/>
+        <w:rPr/>
+      </w:pPr>
+      <w:r>
+        <w:rPr/>
         <w:drawing>
-          <wp:inline distT="0" distB="0" distL="0" distR="0" wp14:anchorId="6DF51E94" wp14:editId="77863CAF">
+          <wp:inline distT="0" distB="0" distL="0" distR="0">
             <wp:extent cx="5943600" cy="3228340"/>
             <wp:effectExtent l="0" t="0" r="0" b="0"/>
-            <wp:docPr id="382649039" name="Picture 1"/>
+            <wp:docPr id="2" name="Image2" descr=""/>
             <wp:cNvGraphicFramePr>
               <a:graphicFrameLocks xmlns:a="http://schemas.openxmlformats.org/drawingml/2006/main" noChangeAspect="1"/>
             </wp:cNvGraphicFramePr>
@@ -176,16 +386,18 @@
               <a:graphicData uri="http://schemas.openxmlformats.org/drawingml/2006/picture">
                 <pic:pic xmlns:pic="http://schemas.openxmlformats.org/drawingml/2006/picture">
                   <pic:nvPicPr>
-                    <pic:cNvPr id="382649039" name=""/>
-                    <pic:cNvPicPr/>
+                    <pic:cNvPr id="2" name="Image2" descr=""/>
+                    <pic:cNvPicPr>
+                      <a:picLocks noChangeAspect="1" noChangeArrowheads="1"/>
+                    </pic:cNvPicPr>
                   </pic:nvPicPr>
                   <pic:blipFill>
-                    <a:blip r:embed="rId5"/>
+                    <a:blip r:embed="rId3"/>
                     <a:stretch>
                       <a:fillRect/>
                     </a:stretch>
                   </pic:blipFill>
-                  <pic:spPr>
+                  <pic:spPr bwMode="auto">
                     <a:xfrm>
                       <a:off x="0" y="0"/>
                       <a:ext cx="5943600" cy="3228340"/>
@@ -202,21 +414,24 @@
       </w:r>
     </w:p>
     <w:sectPr>
+      <w:type w:val="nextPage"/>
       <w:pgSz w:w="12240" w:h="15840"/>
-      <w:pgMar w:top="1440" w:right="1440" w:bottom="1440" w:left="1440" w:header="720" w:footer="720" w:gutter="0"/>
-      <w:cols w:space="720"/>
-      <w:docGrid w:linePitch="360"/>
+      <w:pgMar w:left="1440" w:right="1440" w:gutter="0" w:header="0" w:top="1440" w:footer="0" w:bottom="1440"/>
+      <w:pgNumType w:fmt="decimal"/>
+      <w:formProt w:val="false"/>
+      <w:textDirection w:val="lrTb"/>
+      <w:docGrid w:type="default" w:linePitch="360" w:charSpace="0"/>
     </w:sectPr>
   </w:body>
 </w:document>
 </file>
 
 <file path=word/styles.xml><?xml version="1.0" encoding="utf-8"?>
-<w:styles xmlns:mc="http://schemas.openxmlformats.org/markup-compatibility/2006" xmlns:r="http://schemas.openxmlformats.org/officeDocument/2006/relationships" xmlns:w="http://schemas.openxmlformats.org/wordprocessingml/2006/main" xmlns:w14="http://schemas.microsoft.com/office/word/2010/wordml" xmlns:w15="http://schemas.microsoft.com/office/word/2012/wordml" xmlns:w16cex="http://schemas.microsoft.com/office/word/2018/wordml/cex" xmlns:w16cid="http://schemas.microsoft.com/office/word/2016/wordml/cid" xmlns:w16="http://schemas.microsoft.com/office/word/2018/wordml" xmlns:w16du="http://schemas.microsoft.com/office/word/2023/wordml/word16du" xmlns:w16sdtdh="http://schemas.microsoft.com/office/word/2020/wordml/sdtdatahash" xmlns:w16sdtfl="http://schemas.microsoft.com/office/word/2024/wordml/sdtformatlock" xmlns:w16se="http://schemas.microsoft.com/office/word/2015/wordml/symex" mc:Ignorable="w14 w15 w16se w16cid w16 w16cex w16sdtdh w16sdtfl w16du">
+<w:styles xmlns:w="http://schemas.openxmlformats.org/wordprocessingml/2006/main" xmlns:w14="http://schemas.microsoft.com/office/word/2010/wordml" xmlns:mc="http://schemas.openxmlformats.org/markup-compatibility/2006" mc:Ignorable="w14">
   <w:docDefaults>
     <w:rPrDefault>
       <w:rPr>
-        <w:rFonts w:asciiTheme="minorHAnsi" w:eastAsiaTheme="minorHAnsi" w:hAnsiTheme="minorHAnsi" w:cstheme="minorBidi"/>
+        <w:rFonts w:ascii="Aptos" w:hAnsi="Aptos" w:eastAsia="Aptos" w:cs="" w:asciiTheme="minorHAnsi" w:cstheme="minorBidi" w:eastAsiaTheme="minorHAnsi" w:hAnsiTheme="minorHAnsi"/>
         <w:kern w:val="2"/>
         <w:sz w:val="24"/>
         <w:szCs w:val="24"/>
@@ -226,21 +441,21 @@
     </w:rPrDefault>
     <w:pPrDefault>
       <w:pPr>
-        <w:spacing w:after="160" w:line="278" w:lineRule="auto"/>
+        <w:suppressAutoHyphens w:val="true"/>
       </w:pPr>
     </w:pPrDefault>
   </w:docDefaults>
   <w:latentStyles w:defLockedState="0" w:defUIPriority="99" w:defSemiHidden="0" w:defUnhideWhenUsed="0" w:defQFormat="0" w:count="376">
     <w:lsdException w:name="Normal" w:uiPriority="0" w:qFormat="1"/>
     <w:lsdException w:name="heading 1" w:uiPriority="9" w:qFormat="1"/>
-    <w:lsdException w:name="heading 2" w:semiHidden="1" w:uiPriority="9" w:unhideWhenUsed="1" w:qFormat="1"/>
-    <w:lsdException w:name="heading 3" w:semiHidden="1" w:uiPriority="9" w:unhideWhenUsed="1" w:qFormat="1"/>
-    <w:lsdException w:name="heading 4" w:semiHidden="1" w:uiPriority="9" w:unhideWhenUsed="1" w:qFormat="1"/>
-    <w:lsdException w:name="heading 5" w:semiHidden="1" w:uiPriority="9" w:unhideWhenUsed="1" w:qFormat="1"/>
-    <w:lsdException w:name="heading 6" w:semiHidden="1" w:uiPriority="9" w:unhideWhenUsed="1" w:qFormat="1"/>
-    <w:lsdException w:name="heading 7" w:semiHidden="1" w:uiPriority="9" w:unhideWhenUsed="1" w:qFormat="1"/>
-    <w:lsdException w:name="heading 8" w:semiHidden="1" w:uiPriority="9" w:unhideWhenUsed="1" w:qFormat="1"/>
-    <w:lsdException w:name="heading 9" w:semiHidden="1" w:uiPriority="9" w:unhideWhenUsed="1" w:qFormat="1"/>
+    <w:lsdException w:name="heading 2" w:uiPriority="9" w:semiHidden="1" w:unhideWhenUsed="1" w:qFormat="1"/>
+    <w:lsdException w:name="heading 3" w:uiPriority="9" w:semiHidden="1" w:unhideWhenUsed="1" w:qFormat="1"/>
+    <w:lsdException w:name="heading 4" w:uiPriority="9" w:semiHidden="1" w:unhideWhenUsed="1" w:qFormat="1"/>
+    <w:lsdException w:name="heading 5" w:uiPriority="9" w:semiHidden="1" w:unhideWhenUsed="1" w:qFormat="1"/>
+    <w:lsdException w:name="heading 6" w:uiPriority="9" w:semiHidden="1" w:unhideWhenUsed="1" w:qFormat="1"/>
+    <w:lsdException w:name="heading 7" w:uiPriority="9" w:semiHidden="1" w:unhideWhenUsed="1" w:qFormat="1"/>
+    <w:lsdException w:name="heading 8" w:uiPriority="9" w:semiHidden="1" w:unhideWhenUsed="1" w:qFormat="1"/>
+    <w:lsdException w:name="heading 9" w:uiPriority="9" w:semiHidden="1" w:unhideWhenUsed="1" w:qFormat="1"/>
     <w:lsdException w:name="index 1" w:semiHidden="1" w:unhideWhenUsed="1"/>
     <w:lsdException w:name="index 2" w:semiHidden="1" w:unhideWhenUsed="1"/>
     <w:lsdException w:name="index 3" w:semiHidden="1" w:unhideWhenUsed="1"/>
@@ -250,22 +465,22 @@
     <w:lsdException w:name="index 7" w:semiHidden="1" w:unhideWhenUsed="1"/>
     <w:lsdException w:name="index 8" w:semiHidden="1" w:unhideWhenUsed="1"/>
     <w:lsdException w:name="index 9" w:semiHidden="1" w:unhideWhenUsed="1"/>
-    <w:lsdException w:name="toc 1" w:semiHidden="1" w:uiPriority="39" w:unhideWhenUsed="1"/>
-    <w:lsdException w:name="toc 2" w:semiHidden="1" w:uiPriority="39" w:unhideWhenUsed="1"/>
-    <w:lsdException w:name="toc 3" w:semiHidden="1" w:uiPriority="39" w:unhideWhenUsed="1"/>
-    <w:lsdException w:name="toc 4" w:semiHidden="1" w:uiPriority="39" w:unhideWhenUsed="1"/>
-    <w:lsdException w:name="toc 5" w:semiHidden="1" w:uiPriority="39" w:unhideWhenUsed="1"/>
-    <w:lsdException w:name="toc 6" w:semiHidden="1" w:uiPriority="39" w:unhideWhenUsed="1"/>
-    <w:lsdException w:name="toc 7" w:semiHidden="1" w:uiPriority="39" w:unhideWhenUsed="1"/>
-    <w:lsdException w:name="toc 8" w:semiHidden="1" w:uiPriority="39" w:unhideWhenUsed="1"/>
-    <w:lsdException w:name="toc 9" w:semiHidden="1" w:uiPriority="39" w:unhideWhenUsed="1"/>
+    <w:lsdException w:name="toc 1" w:uiPriority="39" w:semiHidden="1" w:unhideWhenUsed="1"/>
+    <w:lsdException w:name="toc 2" w:uiPriority="39" w:semiHidden="1" w:unhideWhenUsed="1"/>
+    <w:lsdException w:name="toc 3" w:uiPriority="39" w:semiHidden="1" w:unhideWhenUsed="1"/>
+    <w:lsdException w:name="toc 4" w:uiPriority="39" w:semiHidden="1" w:unhideWhenUsed="1"/>
+    <w:lsdException w:name="toc 5" w:uiPriority="39" w:semiHidden="1" w:unhideWhenUsed="1"/>
+    <w:lsdException w:name="toc 6" w:uiPriority="39" w:semiHidden="1" w:unhideWhenUsed="1"/>
+    <w:lsdException w:name="toc 7" w:uiPriority="39" w:semiHidden="1" w:unhideWhenUsed="1"/>
+    <w:lsdException w:name="toc 8" w:uiPriority="39" w:semiHidden="1" w:unhideWhenUsed="1"/>
+    <w:lsdException w:name="toc 9" w:uiPriority="39" w:semiHidden="1" w:unhideWhenUsed="1"/>
     <w:lsdException w:name="Normal Indent" w:semiHidden="1" w:unhideWhenUsed="1"/>
     <w:lsdException w:name="footnote text" w:semiHidden="1" w:unhideWhenUsed="1"/>
     <w:lsdException w:name="annotation text" w:semiHidden="1" w:unhideWhenUsed="1"/>
     <w:lsdException w:name="header" w:semiHidden="1" w:unhideWhenUsed="1"/>
     <w:lsdException w:name="footer" w:semiHidden="1" w:unhideWhenUsed="1"/>
     <w:lsdException w:name="index heading" w:semiHidden="1" w:unhideWhenUsed="1"/>
-    <w:lsdException w:name="caption" w:semiHidden="1" w:uiPriority="35" w:unhideWhenUsed="1" w:qFormat="1"/>
+    <w:lsdException w:name="caption" w:uiPriority="35" w:semiHidden="1" w:unhideWhenUsed="1" w:qFormat="1"/>
     <w:lsdException w:name="table of figures" w:semiHidden="1" w:unhideWhenUsed="1"/>
     <w:lsdException w:name="envelope address" w:semiHidden="1" w:unhideWhenUsed="1"/>
     <w:lsdException w:name="envelope return" w:semiHidden="1" w:unhideWhenUsed="1"/>
@@ -296,7 +511,7 @@
     <w:lsdException w:name="Title" w:uiPriority="10" w:qFormat="1"/>
     <w:lsdException w:name="Closing" w:semiHidden="1" w:unhideWhenUsed="1"/>
     <w:lsdException w:name="Signature" w:semiHidden="1" w:unhideWhenUsed="1"/>
-    <w:lsdException w:name="Default Paragraph Font" w:semiHidden="1" w:uiPriority="1" w:unhideWhenUsed="1"/>
+    <w:lsdException w:name="Default Paragraph Font" w:uiPriority="1" w:semiHidden="1" w:unhideWhenUsed="1"/>
     <w:lsdException w:name="Body Text" w:semiHidden="1" w:unhideWhenUsed="1"/>
     <w:lsdException w:name="Body Text Indent" w:semiHidden="1" w:unhideWhenUsed="1"/>
     <w:lsdException w:name="List Continue" w:semiHidden="1" w:unhideWhenUsed="1"/>
@@ -496,8 +711,8 @@
     <w:lsdException w:name="Subtle Reference" w:uiPriority="31" w:qFormat="1"/>
     <w:lsdException w:name="Intense Reference" w:uiPriority="32" w:qFormat="1"/>
     <w:lsdException w:name="Book Title" w:uiPriority="33" w:qFormat="1"/>
-    <w:lsdException w:name="Bibliography" w:semiHidden="1" w:uiPriority="37" w:unhideWhenUsed="1"/>
-    <w:lsdException w:name="TOC Heading" w:semiHidden="1" w:uiPriority="39" w:unhideWhenUsed="1" w:qFormat="1"/>
+    <w:lsdException w:name="Bibliography" w:uiPriority="37" w:semiHidden="1" w:unhideWhenUsed="1"/>
+    <w:lsdException w:name="TOC Heading" w:uiPriority="39" w:semiHidden="1" w:unhideWhenUsed="1" w:qFormat="1"/>
     <w:lsdException w:name="Plain Table 1" w:uiPriority="41"/>
     <w:lsdException w:name="Plain Table 2" w:uiPriority="42"/>
     <w:lsdException w:name="Plain Table 3" w:uiPriority="43"/>
@@ -608,33 +823,49 @@
     <w:lsdException w:name="Unresolved Mention" w:semiHidden="1" w:unhideWhenUsed="1"/>
     <w:lsdException w:name="Smart Link" w:semiHidden="1" w:unhideWhenUsed="1"/>
   </w:latentStyles>
-  <w:style w:type="paragraph" w:default="1" w:styleId="Normal">
+  <w:style w:type="paragraph" w:styleId="Normal" w:default="1">
     <w:name w:val="Normal"/>
     <w:qFormat/>
+    <w:pPr>
+      <w:widowControl/>
+      <w:suppressAutoHyphens w:val="true"/>
+      <w:bidi w:val="0"/>
+      <w:spacing w:lineRule="auto" w:line="276" w:before="0" w:after="160"/>
+      <w:jc w:val="left"/>
+    </w:pPr>
+    <w:rPr>
+      <w:rFonts w:ascii="Aptos" w:hAnsi="Aptos" w:eastAsia="Aptos" w:cs="" w:asciiTheme="minorHAnsi" w:cstheme="minorBidi" w:eastAsiaTheme="minorHAnsi" w:hAnsiTheme="minorHAnsi"/>
+      <w:color w:val="auto"/>
+      <w:kern w:val="2"/>
+      <w:sz w:val="24"/>
+      <w:szCs w:val="24"/>
+      <w:lang w:val="en-US" w:eastAsia="en-US" w:bidi="ar-SA"/>
+      <w14:ligatures w14:val="standardContextual"/>
+    </w:rPr>
   </w:style>
   <w:style w:type="paragraph" w:styleId="Heading1">
-    <w:name w:val="heading 1"/>
+    <w:name w:val="Heading 1"/>
     <w:basedOn w:val="Normal"/>
     <w:next w:val="Normal"/>
     <w:link w:val="Heading1Char"/>
     <w:uiPriority w:val="9"/>
     <w:qFormat/>
-    <w:rsid w:val="00911EA9"/>
-    <w:pPr>
-      <w:keepNext/>
+    <w:rsid w:val="00911ea9"/>
+    <w:pPr>
+      <w:keepNext w:val="true"/>
       <w:keepLines/>
       <w:spacing w:before="360" w:after="80"/>
       <w:outlineLvl w:val="0"/>
     </w:pPr>
     <w:rPr>
-      <w:rFonts w:asciiTheme="majorHAnsi" w:eastAsiaTheme="majorEastAsia" w:hAnsiTheme="majorHAnsi" w:cstheme="majorBidi"/>
-      <w:color w:val="0F4761" w:themeColor="accent1" w:themeShade="BF"/>
+      <w:rFonts w:ascii="Aptos Display" w:hAnsi="Aptos Display" w:eastAsia="" w:cs="" w:asciiTheme="majorHAnsi" w:cstheme="majorBidi" w:eastAsiaTheme="majorEastAsia" w:hAnsiTheme="majorHAnsi"/>
+      <w:color w:themeColor="accent1" w:themeShade="bf" w:val="0F4761"/>
       <w:sz w:val="40"/>
       <w:szCs w:val="40"/>
     </w:rPr>
   </w:style>
   <w:style w:type="paragraph" w:styleId="Heading2">
-    <w:name w:val="heading 2"/>
+    <w:name w:val="Heading 2"/>
     <w:basedOn w:val="Normal"/>
     <w:next w:val="Normal"/>
     <w:link w:val="Heading2Char"/>
@@ -642,22 +873,22 @@
     <w:semiHidden/>
     <w:unhideWhenUsed/>
     <w:qFormat/>
-    <w:rsid w:val="00911EA9"/>
-    <w:pPr>
-      <w:keepNext/>
+    <w:rsid w:val="00911ea9"/>
+    <w:pPr>
+      <w:keepNext w:val="true"/>
       <w:keepLines/>
       <w:spacing w:before="160" w:after="80"/>
       <w:outlineLvl w:val="1"/>
     </w:pPr>
     <w:rPr>
-      <w:rFonts w:asciiTheme="majorHAnsi" w:eastAsiaTheme="majorEastAsia" w:hAnsiTheme="majorHAnsi" w:cstheme="majorBidi"/>
-      <w:color w:val="0F4761" w:themeColor="accent1" w:themeShade="BF"/>
+      <w:rFonts w:ascii="Aptos Display" w:hAnsi="Aptos Display" w:eastAsia="" w:cs="" w:asciiTheme="majorHAnsi" w:cstheme="majorBidi" w:eastAsiaTheme="majorEastAsia" w:hAnsiTheme="majorHAnsi"/>
+      <w:color w:themeColor="accent1" w:themeShade="bf" w:val="0F4761"/>
       <w:sz w:val="32"/>
       <w:szCs w:val="32"/>
     </w:rPr>
   </w:style>
   <w:style w:type="paragraph" w:styleId="Heading3">
-    <w:name w:val="heading 3"/>
+    <w:name w:val="Heading 3"/>
     <w:basedOn w:val="Normal"/>
     <w:next w:val="Normal"/>
     <w:link w:val="Heading3Char"/>
@@ -665,22 +896,22 @@
     <w:semiHidden/>
     <w:unhideWhenUsed/>
     <w:qFormat/>
-    <w:rsid w:val="00911EA9"/>
-    <w:pPr>
-      <w:keepNext/>
+    <w:rsid w:val="00911ea9"/>
+    <w:pPr>
+      <w:keepNext w:val="true"/>
       <w:keepLines/>
       <w:spacing w:before="160" w:after="80"/>
       <w:outlineLvl w:val="2"/>
     </w:pPr>
     <w:rPr>
-      <w:rFonts w:eastAsiaTheme="majorEastAsia" w:cstheme="majorBidi"/>
-      <w:color w:val="0F4761" w:themeColor="accent1" w:themeShade="BF"/>
+      <w:rFonts w:eastAsia="" w:cs="" w:cstheme="majorBidi" w:eastAsiaTheme="majorEastAsia"/>
+      <w:color w:themeColor="accent1" w:themeShade="bf" w:val="0F4761"/>
       <w:sz w:val="28"/>
       <w:szCs w:val="28"/>
     </w:rPr>
   </w:style>
   <w:style w:type="paragraph" w:styleId="Heading4">
-    <w:name w:val="heading 4"/>
+    <w:name w:val="Heading 4"/>
     <w:basedOn w:val="Normal"/>
     <w:next w:val="Normal"/>
     <w:link w:val="Heading4Char"/>
@@ -688,22 +919,22 @@
     <w:semiHidden/>
     <w:unhideWhenUsed/>
     <w:qFormat/>
-    <w:rsid w:val="00911EA9"/>
-    <w:pPr>
-      <w:keepNext/>
+    <w:rsid w:val="00911ea9"/>
+    <w:pPr>
+      <w:keepNext w:val="true"/>
       <w:keepLines/>
       <w:spacing w:before="80" w:after="40"/>
       <w:outlineLvl w:val="3"/>
     </w:pPr>
     <w:rPr>
-      <w:rFonts w:eastAsiaTheme="majorEastAsia" w:cstheme="majorBidi"/>
+      <w:rFonts w:eastAsia="" w:cs="" w:cstheme="majorBidi" w:eastAsiaTheme="majorEastAsia"/>
       <w:i/>
       <w:iCs/>
-      <w:color w:val="0F4761" w:themeColor="accent1" w:themeShade="BF"/>
+      <w:color w:themeColor="accent1" w:themeShade="bf" w:val="0F4761"/>
     </w:rPr>
   </w:style>
   <w:style w:type="paragraph" w:styleId="Heading5">
-    <w:name w:val="heading 5"/>
+    <w:name w:val="Heading 5"/>
     <w:basedOn w:val="Normal"/>
     <w:next w:val="Normal"/>
     <w:link w:val="Heading5Char"/>
@@ -711,20 +942,20 @@
     <w:semiHidden/>
     <w:unhideWhenUsed/>
     <w:qFormat/>
-    <w:rsid w:val="00911EA9"/>
-    <w:pPr>
-      <w:keepNext/>
+    <w:rsid w:val="00911ea9"/>
+    <w:pPr>
+      <w:keepNext w:val="true"/>
       <w:keepLines/>
       <w:spacing w:before="80" w:after="40"/>
       <w:outlineLvl w:val="4"/>
     </w:pPr>
     <w:rPr>
-      <w:rFonts w:eastAsiaTheme="majorEastAsia" w:cstheme="majorBidi"/>
-      <w:color w:val="0F4761" w:themeColor="accent1" w:themeShade="BF"/>
+      <w:rFonts w:eastAsia="" w:cs="" w:cstheme="majorBidi" w:eastAsiaTheme="majorEastAsia"/>
+      <w:color w:themeColor="accent1" w:themeShade="bf" w:val="0F4761"/>
     </w:rPr>
   </w:style>
   <w:style w:type="paragraph" w:styleId="Heading6">
-    <w:name w:val="heading 6"/>
+    <w:name w:val="Heading 6"/>
     <w:basedOn w:val="Normal"/>
     <w:next w:val="Normal"/>
     <w:link w:val="Heading6Char"/>
@@ -732,22 +963,22 @@
     <w:semiHidden/>
     <w:unhideWhenUsed/>
     <w:qFormat/>
-    <w:rsid w:val="00911EA9"/>
-    <w:pPr>
-      <w:keepNext/>
+    <w:rsid w:val="00911ea9"/>
+    <w:pPr>
+      <w:keepNext w:val="true"/>
       <w:keepLines/>
       <w:spacing w:before="40" w:after="0"/>
       <w:outlineLvl w:val="5"/>
     </w:pPr>
     <w:rPr>
-      <w:rFonts w:eastAsiaTheme="majorEastAsia" w:cstheme="majorBidi"/>
+      <w:rFonts w:eastAsia="" w:cs="" w:cstheme="majorBidi" w:eastAsiaTheme="majorEastAsia"/>
       <w:i/>
       <w:iCs/>
-      <w:color w:val="595959" w:themeColor="text1" w:themeTint="A6"/>
+      <w:color w:themeColor="text1" w:themeTint="a6" w:val="595959"/>
     </w:rPr>
   </w:style>
   <w:style w:type="paragraph" w:styleId="Heading7">
-    <w:name w:val="heading 7"/>
+    <w:name w:val="Heading 7"/>
     <w:basedOn w:val="Normal"/>
     <w:next w:val="Normal"/>
     <w:link w:val="Heading7Char"/>
@@ -755,20 +986,20 @@
     <w:semiHidden/>
     <w:unhideWhenUsed/>
     <w:qFormat/>
-    <w:rsid w:val="00911EA9"/>
-    <w:pPr>
-      <w:keepNext/>
+    <w:rsid w:val="00911ea9"/>
+    <w:pPr>
+      <w:keepNext w:val="true"/>
       <w:keepLines/>
       <w:spacing w:before="40" w:after="0"/>
       <w:outlineLvl w:val="6"/>
     </w:pPr>
     <w:rPr>
-      <w:rFonts w:eastAsiaTheme="majorEastAsia" w:cstheme="majorBidi"/>
-      <w:color w:val="595959" w:themeColor="text1" w:themeTint="A6"/>
+      <w:rFonts w:eastAsia="" w:cs="" w:cstheme="majorBidi" w:eastAsiaTheme="majorEastAsia"/>
+      <w:color w:themeColor="text1" w:themeTint="a6" w:val="595959"/>
     </w:rPr>
   </w:style>
   <w:style w:type="paragraph" w:styleId="Heading8">
-    <w:name w:val="heading 8"/>
+    <w:name w:val="Heading 8"/>
     <w:basedOn w:val="Normal"/>
     <w:next w:val="Normal"/>
     <w:link w:val="Heading8Char"/>
@@ -776,22 +1007,22 @@
     <w:semiHidden/>
     <w:unhideWhenUsed/>
     <w:qFormat/>
-    <w:rsid w:val="00911EA9"/>
-    <w:pPr>
-      <w:keepNext/>
+    <w:rsid w:val="00911ea9"/>
+    <w:pPr>
+      <w:keepNext w:val="true"/>
       <w:keepLines/>
-      <w:spacing w:after="0"/>
+      <w:spacing w:before="0" w:after="0"/>
       <w:outlineLvl w:val="7"/>
     </w:pPr>
     <w:rPr>
-      <w:rFonts w:eastAsiaTheme="majorEastAsia" w:cstheme="majorBidi"/>
+      <w:rFonts w:eastAsia="" w:cs="" w:cstheme="majorBidi" w:eastAsiaTheme="majorEastAsia"/>
       <w:i/>
       <w:iCs/>
-      <w:color w:val="272727" w:themeColor="text1" w:themeTint="D8"/>
+      <w:color w:themeColor="text1" w:themeTint="d8" w:val="272727"/>
     </w:rPr>
   </w:style>
   <w:style w:type="paragraph" w:styleId="Heading9">
-    <w:name w:val="heading 9"/>
+    <w:name w:val="Heading 9"/>
     <w:basedOn w:val="Normal"/>
     <w:next w:val="Normal"/>
     <w:link w:val="Heading9Char"/>
@@ -799,23 +1030,393 @@
     <w:semiHidden/>
     <w:unhideWhenUsed/>
     <w:qFormat/>
-    <w:rsid w:val="00911EA9"/>
-    <w:pPr>
-      <w:keepNext/>
+    <w:rsid w:val="00911ea9"/>
+    <w:pPr>
+      <w:keepNext w:val="true"/>
       <w:keepLines/>
-      <w:spacing w:after="0"/>
+      <w:spacing w:before="0" w:after="0"/>
       <w:outlineLvl w:val="8"/>
     </w:pPr>
     <w:rPr>
-      <w:rFonts w:eastAsiaTheme="majorEastAsia" w:cstheme="majorBidi"/>
-      <w:color w:val="272727" w:themeColor="text1" w:themeTint="D8"/>
-    </w:rPr>
-  </w:style>
-  <w:style w:type="character" w:default="1" w:styleId="DefaultParagraphFont">
+      <w:rFonts w:eastAsia="" w:cs="" w:cstheme="majorBidi" w:eastAsiaTheme="majorEastAsia"/>
+      <w:color w:themeColor="text1" w:themeTint="d8" w:val="272727"/>
+    </w:rPr>
+  </w:style>
+  <w:style w:type="character" w:styleId="DefaultParagraphFont" w:default="1">
     <w:name w:val="Default Paragraph Font"/>
     <w:uiPriority w:val="1"/>
     <w:semiHidden/>
     <w:unhideWhenUsed/>
+    <w:qFormat/>
+    <w:rPr/>
+  </w:style>
+  <w:style w:type="character" w:styleId="Heading1Char" w:customStyle="1">
+    <w:name w:val="Heading 1 Char"/>
+    <w:basedOn w:val="DefaultParagraphFont"/>
+    <w:link w:val="Heading1"/>
+    <w:uiPriority w:val="9"/>
+    <w:qFormat/>
+    <w:rsid w:val="00911ea9"/>
+    <w:rPr>
+      <w:rFonts w:ascii="Aptos Display" w:hAnsi="Aptos Display" w:eastAsia="" w:cs="" w:asciiTheme="majorHAnsi" w:cstheme="majorBidi" w:eastAsiaTheme="majorEastAsia" w:hAnsiTheme="majorHAnsi"/>
+      <w:color w:themeColor="accent1" w:themeShade="bf" w:val="0F4761"/>
+      <w:sz w:val="40"/>
+      <w:szCs w:val="40"/>
+    </w:rPr>
+  </w:style>
+  <w:style w:type="character" w:styleId="Heading2Char" w:customStyle="1">
+    <w:name w:val="Heading 2 Char"/>
+    <w:basedOn w:val="DefaultParagraphFont"/>
+    <w:link w:val="Heading2"/>
+    <w:uiPriority w:val="9"/>
+    <w:semiHidden/>
+    <w:qFormat/>
+    <w:rsid w:val="00911ea9"/>
+    <w:rPr>
+      <w:rFonts w:ascii="Aptos Display" w:hAnsi="Aptos Display" w:eastAsia="" w:cs="" w:asciiTheme="majorHAnsi" w:cstheme="majorBidi" w:eastAsiaTheme="majorEastAsia" w:hAnsiTheme="majorHAnsi"/>
+      <w:color w:themeColor="accent1" w:themeShade="bf" w:val="0F4761"/>
+      <w:sz w:val="32"/>
+      <w:szCs w:val="32"/>
+    </w:rPr>
+  </w:style>
+  <w:style w:type="character" w:styleId="Heading3Char" w:customStyle="1">
+    <w:name w:val="Heading 3 Char"/>
+    <w:basedOn w:val="DefaultParagraphFont"/>
+    <w:link w:val="Heading3"/>
+    <w:uiPriority w:val="9"/>
+    <w:semiHidden/>
+    <w:qFormat/>
+    <w:rsid w:val="00911ea9"/>
+    <w:rPr>
+      <w:rFonts w:eastAsia="" w:cs="" w:cstheme="majorBidi" w:eastAsiaTheme="majorEastAsia"/>
+      <w:color w:themeColor="accent1" w:themeShade="bf" w:val="0F4761"/>
+      <w:sz w:val="28"/>
+      <w:szCs w:val="28"/>
+    </w:rPr>
+  </w:style>
+  <w:style w:type="character" w:styleId="Heading4Char" w:customStyle="1">
+    <w:name w:val="Heading 4 Char"/>
+    <w:basedOn w:val="DefaultParagraphFont"/>
+    <w:link w:val="Heading4"/>
+    <w:uiPriority w:val="9"/>
+    <w:semiHidden/>
+    <w:qFormat/>
+    <w:rsid w:val="00911ea9"/>
+    <w:rPr>
+      <w:rFonts w:eastAsia="" w:cs="" w:cstheme="majorBidi" w:eastAsiaTheme="majorEastAsia"/>
+      <w:i/>
+      <w:iCs/>
+      <w:color w:themeColor="accent1" w:themeShade="bf" w:val="0F4761"/>
+    </w:rPr>
+  </w:style>
+  <w:style w:type="character" w:styleId="Heading5Char" w:customStyle="1">
+    <w:name w:val="Heading 5 Char"/>
+    <w:basedOn w:val="DefaultParagraphFont"/>
+    <w:link w:val="Heading5"/>
+    <w:uiPriority w:val="9"/>
+    <w:semiHidden/>
+    <w:qFormat/>
+    <w:rsid w:val="00911ea9"/>
+    <w:rPr>
+      <w:rFonts w:eastAsia="" w:cs="" w:cstheme="majorBidi" w:eastAsiaTheme="majorEastAsia"/>
+      <w:color w:themeColor="accent1" w:themeShade="bf" w:val="0F4761"/>
+    </w:rPr>
+  </w:style>
+  <w:style w:type="character" w:styleId="Heading6Char" w:customStyle="1">
+    <w:name w:val="Heading 6 Char"/>
+    <w:basedOn w:val="DefaultParagraphFont"/>
+    <w:link w:val="Heading6"/>
+    <w:uiPriority w:val="9"/>
+    <w:semiHidden/>
+    <w:qFormat/>
+    <w:rsid w:val="00911ea9"/>
+    <w:rPr>
+      <w:rFonts w:eastAsia="" w:cs="" w:cstheme="majorBidi" w:eastAsiaTheme="majorEastAsia"/>
+      <w:i/>
+      <w:iCs/>
+      <w:color w:themeColor="text1" w:themeTint="a6" w:val="595959"/>
+    </w:rPr>
+  </w:style>
+  <w:style w:type="character" w:styleId="Heading7Char" w:customStyle="1">
+    <w:name w:val="Heading 7 Char"/>
+    <w:basedOn w:val="DefaultParagraphFont"/>
+    <w:link w:val="Heading7"/>
+    <w:uiPriority w:val="9"/>
+    <w:semiHidden/>
+    <w:qFormat/>
+    <w:rsid w:val="00911ea9"/>
+    <w:rPr>
+      <w:rFonts w:eastAsia="" w:cs="" w:cstheme="majorBidi" w:eastAsiaTheme="majorEastAsia"/>
+      <w:color w:themeColor="text1" w:themeTint="a6" w:val="595959"/>
+    </w:rPr>
+  </w:style>
+  <w:style w:type="character" w:styleId="Heading8Char" w:customStyle="1">
+    <w:name w:val="Heading 8 Char"/>
+    <w:basedOn w:val="DefaultParagraphFont"/>
+    <w:link w:val="Heading8"/>
+    <w:uiPriority w:val="9"/>
+    <w:semiHidden/>
+    <w:qFormat/>
+    <w:rsid w:val="00911ea9"/>
+    <w:rPr>
+      <w:rFonts w:eastAsia="" w:cs="" w:cstheme="majorBidi" w:eastAsiaTheme="majorEastAsia"/>
+      <w:i/>
+      <w:iCs/>
+      <w:color w:themeColor="text1" w:themeTint="d8" w:val="272727"/>
+    </w:rPr>
+  </w:style>
+  <w:style w:type="character" w:styleId="Heading9Char" w:customStyle="1">
+    <w:name w:val="Heading 9 Char"/>
+    <w:basedOn w:val="DefaultParagraphFont"/>
+    <w:link w:val="Heading9"/>
+    <w:uiPriority w:val="9"/>
+    <w:semiHidden/>
+    <w:qFormat/>
+    <w:rsid w:val="00911ea9"/>
+    <w:rPr>
+      <w:rFonts w:eastAsia="" w:cs="" w:cstheme="majorBidi" w:eastAsiaTheme="majorEastAsia"/>
+      <w:color w:themeColor="text1" w:themeTint="d8" w:val="272727"/>
+    </w:rPr>
+  </w:style>
+  <w:style w:type="character" w:styleId="TitleChar" w:customStyle="1">
+    <w:name w:val="Title Char"/>
+    <w:basedOn w:val="DefaultParagraphFont"/>
+    <w:link w:val="Title"/>
+    <w:uiPriority w:val="10"/>
+    <w:qFormat/>
+    <w:rsid w:val="00911ea9"/>
+    <w:rPr>
+      <w:rFonts w:ascii="Aptos Display" w:hAnsi="Aptos Display" w:eastAsia="" w:cs="" w:asciiTheme="majorHAnsi" w:cstheme="majorBidi" w:eastAsiaTheme="majorEastAsia" w:hAnsiTheme="majorHAnsi"/>
+      <w:spacing w:val="-10"/>
+      <w:kern w:val="2"/>
+      <w:sz w:val="56"/>
+      <w:szCs w:val="56"/>
+    </w:rPr>
+  </w:style>
+  <w:style w:type="character" w:styleId="SubtitleChar" w:customStyle="1">
+    <w:name w:val="Subtitle Char"/>
+    <w:basedOn w:val="DefaultParagraphFont"/>
+    <w:link w:val="Subtitle"/>
+    <w:uiPriority w:val="11"/>
+    <w:qFormat/>
+    <w:rsid w:val="00911ea9"/>
+    <w:rPr>
+      <w:rFonts w:eastAsia="" w:cs="" w:cstheme="majorBidi" w:eastAsiaTheme="majorEastAsia"/>
+      <w:color w:themeColor="text1" w:themeTint="a6" w:val="595959"/>
+      <w:spacing w:val="15"/>
+      <w:sz w:val="28"/>
+      <w:szCs w:val="28"/>
+    </w:rPr>
+  </w:style>
+  <w:style w:type="character" w:styleId="QuoteChar" w:customStyle="1">
+    <w:name w:val="Quote Char"/>
+    <w:basedOn w:val="DefaultParagraphFont"/>
+    <w:link w:val="Quote"/>
+    <w:uiPriority w:val="29"/>
+    <w:qFormat/>
+    <w:rsid w:val="00911ea9"/>
+    <w:rPr>
+      <w:i/>
+      <w:iCs/>
+      <w:color w:themeColor="text1" w:themeTint="bf" w:val="404040"/>
+    </w:rPr>
+  </w:style>
+  <w:style w:type="character" w:styleId="IntenseEmphasis">
+    <w:name w:val="Intense Emphasis"/>
+    <w:basedOn w:val="DefaultParagraphFont"/>
+    <w:uiPriority w:val="21"/>
+    <w:qFormat/>
+    <w:rsid w:val="00911ea9"/>
+    <w:rPr>
+      <w:i/>
+      <w:iCs/>
+      <w:color w:themeColor="accent1" w:themeShade="bf" w:val="0F4761"/>
+    </w:rPr>
+  </w:style>
+  <w:style w:type="character" w:styleId="IntenseQuoteChar" w:customStyle="1">
+    <w:name w:val="Intense Quote Char"/>
+    <w:basedOn w:val="DefaultParagraphFont"/>
+    <w:link w:val="IntenseQuote"/>
+    <w:uiPriority w:val="30"/>
+    <w:qFormat/>
+    <w:rsid w:val="00911ea9"/>
+    <w:rPr>
+      <w:i/>
+      <w:iCs/>
+      <w:color w:themeColor="accent1" w:themeShade="bf" w:val="0F4761"/>
+    </w:rPr>
+  </w:style>
+  <w:style w:type="character" w:styleId="IntenseReference">
+    <w:name w:val="Intense Reference"/>
+    <w:basedOn w:val="DefaultParagraphFont"/>
+    <w:uiPriority w:val="32"/>
+    <w:qFormat/>
+    <w:rsid w:val="00911ea9"/>
+    <w:rPr>
+      <w:b/>
+      <w:bCs/>
+      <w:smallCaps/>
+      <w:color w:themeColor="accent1" w:themeShade="bf" w:val="0F4761"/>
+      <w:spacing w:val="5"/>
+    </w:rPr>
+  </w:style>
+  <w:style w:type="paragraph" w:styleId="Heading">
+    <w:name w:val="Heading"/>
+    <w:basedOn w:val="Normal"/>
+    <w:next w:val="BodyText"/>
+    <w:qFormat/>
+    <w:pPr>
+      <w:keepNext w:val="true"/>
+      <w:spacing w:before="240" w:after="120"/>
+    </w:pPr>
+    <w:rPr>
+      <w:rFonts w:ascii="DejaVu Sans" w:hAnsi="DejaVu Sans" w:eastAsia="Noto Sans CJK SC" w:cs="FreeSans"/>
+      <w:sz w:val="28"/>
+      <w:szCs w:val="28"/>
+    </w:rPr>
+  </w:style>
+  <w:style w:type="paragraph" w:styleId="BodyText">
+    <w:name w:val="Body Text"/>
+    <w:basedOn w:val="Normal"/>
+    <w:pPr>
+      <w:spacing w:lineRule="auto" w:line="276" w:before="0" w:after="140"/>
+    </w:pPr>
+    <w:rPr/>
+  </w:style>
+  <w:style w:type="paragraph" w:styleId="List">
+    <w:name w:val="List"/>
+    <w:basedOn w:val="BodyText"/>
+    <w:pPr/>
+    <w:rPr>
+      <w:rFonts w:ascii="DejaVu Sans" w:hAnsi="DejaVu Sans" w:cs="FreeSans"/>
+      <w:sz w:val="24"/>
+    </w:rPr>
+  </w:style>
+  <w:style w:type="paragraph" w:styleId="Caption">
+    <w:name w:val="Caption"/>
+    <w:basedOn w:val="Normal"/>
+    <w:qFormat/>
+    <w:pPr>
+      <w:suppressLineNumbers/>
+      <w:spacing w:before="120" w:after="120"/>
+    </w:pPr>
+    <w:rPr>
+      <w:rFonts w:ascii="DejaVu Sans" w:hAnsi="DejaVu Sans" w:cs="FreeSans"/>
+      <w:i/>
+      <w:iCs/>
+      <w:sz w:val="24"/>
+      <w:szCs w:val="24"/>
+    </w:rPr>
+  </w:style>
+  <w:style w:type="paragraph" w:styleId="Index">
+    <w:name w:val="Index"/>
+    <w:basedOn w:val="Normal"/>
+    <w:qFormat/>
+    <w:pPr>
+      <w:suppressLineNumbers/>
+    </w:pPr>
+    <w:rPr>
+      <w:rFonts w:ascii="DejaVu Sans" w:hAnsi="DejaVu Sans" w:cs="FreeSans"/>
+      <w:sz w:val="24"/>
+    </w:rPr>
+  </w:style>
+  <w:style w:type="paragraph" w:styleId="Title">
+    <w:name w:val="Title"/>
+    <w:basedOn w:val="Normal"/>
+    <w:next w:val="Normal"/>
+    <w:link w:val="TitleChar"/>
+    <w:uiPriority w:val="10"/>
+    <w:qFormat/>
+    <w:rsid w:val="00911ea9"/>
+    <w:pPr>
+      <w:spacing w:lineRule="auto" w:line="240" w:before="0" w:after="80"/>
+      <w:contextualSpacing/>
+    </w:pPr>
+    <w:rPr>
+      <w:rFonts w:ascii="Aptos Display" w:hAnsi="Aptos Display" w:eastAsia="" w:cs="" w:asciiTheme="majorHAnsi" w:cstheme="majorBidi" w:eastAsiaTheme="majorEastAsia" w:hAnsiTheme="majorHAnsi"/>
+      <w:spacing w:val="-10"/>
+      <w:kern w:val="2"/>
+      <w:sz w:val="56"/>
+      <w:szCs w:val="56"/>
+    </w:rPr>
+  </w:style>
+  <w:style w:type="paragraph" w:styleId="Subtitle">
+    <w:name w:val="Subtitle"/>
+    <w:basedOn w:val="Normal"/>
+    <w:next w:val="Normal"/>
+    <w:link w:val="SubtitleChar"/>
+    <w:uiPriority w:val="11"/>
+    <w:qFormat/>
+    <w:rsid w:val="00911ea9"/>
+    <w:pPr/>
+    <w:rPr>
+      <w:rFonts w:eastAsia="" w:cs="" w:cstheme="majorBidi" w:eastAsiaTheme="majorEastAsia"/>
+      <w:color w:themeColor="text1" w:themeTint="a6" w:val="595959"/>
+      <w:spacing w:val="15"/>
+      <w:sz w:val="28"/>
+      <w:szCs w:val="28"/>
+    </w:rPr>
+  </w:style>
+  <w:style w:type="paragraph" w:styleId="Quote">
+    <w:name w:val="Quote"/>
+    <w:basedOn w:val="Normal"/>
+    <w:next w:val="Normal"/>
+    <w:link w:val="QuoteChar"/>
+    <w:uiPriority w:val="29"/>
+    <w:qFormat/>
+    <w:rsid w:val="00911ea9"/>
+    <w:pPr>
+      <w:spacing w:before="160" w:after="160"/>
+      <w:jc w:val="center"/>
+    </w:pPr>
+    <w:rPr>
+      <w:i/>
+      <w:iCs/>
+      <w:color w:themeColor="text1" w:themeTint="bf" w:val="404040"/>
+    </w:rPr>
+  </w:style>
+  <w:style w:type="paragraph" w:styleId="ListParagraph">
+    <w:name w:val="List Paragraph"/>
+    <w:basedOn w:val="Normal"/>
+    <w:uiPriority w:val="34"/>
+    <w:qFormat/>
+    <w:rsid w:val="00911ea9"/>
+    <w:pPr>
+      <w:spacing w:before="0" w:after="160"/>
+      <w:ind w:left="720"/>
+      <w:contextualSpacing/>
+    </w:pPr>
+    <w:rPr/>
+  </w:style>
+  <w:style w:type="paragraph" w:styleId="IntenseQuote">
+    <w:name w:val="Intense Quote"/>
+    <w:basedOn w:val="Normal"/>
+    <w:next w:val="Normal"/>
+    <w:link w:val="IntenseQuoteChar"/>
+    <w:uiPriority w:val="30"/>
+    <w:qFormat/>
+    <w:rsid w:val="00911ea9"/>
+    <w:pPr>
+      <w:pBdr>
+        <w:top w:val="single" w:sz="4" w:space="10" w:color="0F4761" w:themeColor="accent1" w:themeShade="bf"/>
+        <w:bottom w:val="single" w:sz="4" w:space="10" w:color="0F4761" w:themeColor="accent1" w:themeShade="bf"/>
+      </w:pBdr>
+      <w:spacing w:before="360" w:after="360"/>
+      <w:ind w:left="864" w:right="864"/>
+      <w:jc w:val="center"/>
+    </w:pPr>
+    <w:rPr>
+      <w:i/>
+      <w:iCs/>
+      <w:color w:themeColor="accent1" w:themeShade="bf" w:val="0F4761"/>
+    </w:rPr>
+  </w:style>
+  <w:style w:type="numbering" w:styleId="NoList" w:default="1">
+    <w:name w:val="No List"/>
+    <w:uiPriority w:val="99"/>
+    <w:semiHidden/>
+    <w:unhideWhenUsed/>
+    <w:qFormat/>
   </w:style>
   <w:style w:type="table" w:default="1" w:styleId="TableNormal">
     <w:name w:val="Normal Table"/>
@@ -823,7 +1424,6 @@
     <w:semiHidden/>
     <w:unhideWhenUsed/>
     <w:tblPr>
-      <w:tblInd w:w="0" w:type="dxa"/>
       <w:tblCellMar>
         <w:top w:w="0" w:type="dxa"/>
         <w:left w:w="108" w:type="dxa"/>
@@ -832,495 +1432,101 @@
       </w:tblCellMar>
     </w:tblPr>
   </w:style>
-  <w:style w:type="numbering" w:default="1" w:styleId="NoList">
-    <w:name w:val="No List"/>
-    <w:uiPriority w:val="99"/>
-    <w:semiHidden/>
-    <w:unhideWhenUsed/>
-  </w:style>
-  <w:style w:type="character" w:customStyle="1" w:styleId="Heading1Char">
-    <w:name w:val="Heading 1 Char"/>
-    <w:basedOn w:val="DefaultParagraphFont"/>
-    <w:link w:val="Heading1"/>
-    <w:uiPriority w:val="9"/>
-    <w:rsid w:val="00911EA9"/>
-    <w:rPr>
-      <w:rFonts w:asciiTheme="majorHAnsi" w:eastAsiaTheme="majorEastAsia" w:hAnsiTheme="majorHAnsi" w:cstheme="majorBidi"/>
-      <w:color w:val="0F4761" w:themeColor="accent1" w:themeShade="BF"/>
-      <w:sz w:val="40"/>
-      <w:szCs w:val="40"/>
-    </w:rPr>
-  </w:style>
-  <w:style w:type="character" w:customStyle="1" w:styleId="Heading2Char">
-    <w:name w:val="Heading 2 Char"/>
-    <w:basedOn w:val="DefaultParagraphFont"/>
-    <w:link w:val="Heading2"/>
-    <w:uiPriority w:val="9"/>
-    <w:semiHidden/>
-    <w:rsid w:val="00911EA9"/>
-    <w:rPr>
-      <w:rFonts w:asciiTheme="majorHAnsi" w:eastAsiaTheme="majorEastAsia" w:hAnsiTheme="majorHAnsi" w:cstheme="majorBidi"/>
-      <w:color w:val="0F4761" w:themeColor="accent1" w:themeShade="BF"/>
-      <w:sz w:val="32"/>
-      <w:szCs w:val="32"/>
-    </w:rPr>
-  </w:style>
-  <w:style w:type="character" w:customStyle="1" w:styleId="Heading3Char">
-    <w:name w:val="Heading 3 Char"/>
-    <w:basedOn w:val="DefaultParagraphFont"/>
-    <w:link w:val="Heading3"/>
-    <w:uiPriority w:val="9"/>
-    <w:semiHidden/>
-    <w:rsid w:val="00911EA9"/>
-    <w:rPr>
-      <w:rFonts w:eastAsiaTheme="majorEastAsia" w:cstheme="majorBidi"/>
-      <w:color w:val="0F4761" w:themeColor="accent1" w:themeShade="BF"/>
-      <w:sz w:val="28"/>
-      <w:szCs w:val="28"/>
-    </w:rPr>
-  </w:style>
-  <w:style w:type="character" w:customStyle="1" w:styleId="Heading4Char">
-    <w:name w:val="Heading 4 Char"/>
-    <w:basedOn w:val="DefaultParagraphFont"/>
-    <w:link w:val="Heading4"/>
-    <w:uiPriority w:val="9"/>
-    <w:semiHidden/>
-    <w:rsid w:val="00911EA9"/>
-    <w:rPr>
-      <w:rFonts w:eastAsiaTheme="majorEastAsia" w:cstheme="majorBidi"/>
-      <w:i/>
-      <w:iCs/>
-      <w:color w:val="0F4761" w:themeColor="accent1" w:themeShade="BF"/>
-    </w:rPr>
-  </w:style>
-  <w:style w:type="character" w:customStyle="1" w:styleId="Heading5Char">
-    <w:name w:val="Heading 5 Char"/>
-    <w:basedOn w:val="DefaultParagraphFont"/>
-    <w:link w:val="Heading5"/>
-    <w:uiPriority w:val="9"/>
-    <w:semiHidden/>
-    <w:rsid w:val="00911EA9"/>
-    <w:rPr>
-      <w:rFonts w:eastAsiaTheme="majorEastAsia" w:cstheme="majorBidi"/>
-      <w:color w:val="0F4761" w:themeColor="accent1" w:themeShade="BF"/>
-    </w:rPr>
-  </w:style>
-  <w:style w:type="character" w:customStyle="1" w:styleId="Heading6Char">
-    <w:name w:val="Heading 6 Char"/>
-    <w:basedOn w:val="DefaultParagraphFont"/>
-    <w:link w:val="Heading6"/>
-    <w:uiPriority w:val="9"/>
-    <w:semiHidden/>
-    <w:rsid w:val="00911EA9"/>
-    <w:rPr>
-      <w:rFonts w:eastAsiaTheme="majorEastAsia" w:cstheme="majorBidi"/>
-      <w:i/>
-      <w:iCs/>
-      <w:color w:val="595959" w:themeColor="text1" w:themeTint="A6"/>
-    </w:rPr>
-  </w:style>
-  <w:style w:type="character" w:customStyle="1" w:styleId="Heading7Char">
-    <w:name w:val="Heading 7 Char"/>
-    <w:basedOn w:val="DefaultParagraphFont"/>
-    <w:link w:val="Heading7"/>
-    <w:uiPriority w:val="9"/>
-    <w:semiHidden/>
-    <w:rsid w:val="00911EA9"/>
-    <w:rPr>
-      <w:rFonts w:eastAsiaTheme="majorEastAsia" w:cstheme="majorBidi"/>
-      <w:color w:val="595959" w:themeColor="text1" w:themeTint="A6"/>
-    </w:rPr>
-  </w:style>
-  <w:style w:type="character" w:customStyle="1" w:styleId="Heading8Char">
-    <w:name w:val="Heading 8 Char"/>
-    <w:basedOn w:val="DefaultParagraphFont"/>
-    <w:link w:val="Heading8"/>
-    <w:uiPriority w:val="9"/>
-    <w:semiHidden/>
-    <w:rsid w:val="00911EA9"/>
-    <w:rPr>
-      <w:rFonts w:eastAsiaTheme="majorEastAsia" w:cstheme="majorBidi"/>
-      <w:i/>
-      <w:iCs/>
-      <w:color w:val="272727" w:themeColor="text1" w:themeTint="D8"/>
-    </w:rPr>
-  </w:style>
-  <w:style w:type="character" w:customStyle="1" w:styleId="Heading9Char">
-    <w:name w:val="Heading 9 Char"/>
-    <w:basedOn w:val="DefaultParagraphFont"/>
-    <w:link w:val="Heading9"/>
-    <w:uiPriority w:val="9"/>
-    <w:semiHidden/>
-    <w:rsid w:val="00911EA9"/>
-    <w:rPr>
-      <w:rFonts w:eastAsiaTheme="majorEastAsia" w:cstheme="majorBidi"/>
-      <w:color w:val="272727" w:themeColor="text1" w:themeTint="D8"/>
-    </w:rPr>
-  </w:style>
-  <w:style w:type="paragraph" w:styleId="Title">
-    <w:name w:val="Title"/>
-    <w:basedOn w:val="Normal"/>
-    <w:next w:val="Normal"/>
-    <w:link w:val="TitleChar"/>
-    <w:uiPriority w:val="10"/>
-    <w:qFormat/>
-    <w:rsid w:val="00911EA9"/>
-    <w:pPr>
-      <w:spacing w:after="80" w:line="240" w:lineRule="auto"/>
-      <w:contextualSpacing/>
-    </w:pPr>
-    <w:rPr>
-      <w:rFonts w:asciiTheme="majorHAnsi" w:eastAsiaTheme="majorEastAsia" w:hAnsiTheme="majorHAnsi" w:cstheme="majorBidi"/>
-      <w:spacing w:val="-10"/>
-      <w:kern w:val="28"/>
-      <w:sz w:val="56"/>
-      <w:szCs w:val="56"/>
-    </w:rPr>
-  </w:style>
-  <w:style w:type="character" w:customStyle="1" w:styleId="TitleChar">
-    <w:name w:val="Title Char"/>
-    <w:basedOn w:val="DefaultParagraphFont"/>
-    <w:link w:val="Title"/>
-    <w:uiPriority w:val="10"/>
-    <w:rsid w:val="00911EA9"/>
-    <w:rPr>
-      <w:rFonts w:asciiTheme="majorHAnsi" w:eastAsiaTheme="majorEastAsia" w:hAnsiTheme="majorHAnsi" w:cstheme="majorBidi"/>
-      <w:spacing w:val="-10"/>
-      <w:kern w:val="28"/>
-      <w:sz w:val="56"/>
-      <w:szCs w:val="56"/>
-    </w:rPr>
-  </w:style>
-  <w:style w:type="paragraph" w:styleId="Subtitle">
-    <w:name w:val="Subtitle"/>
-    <w:basedOn w:val="Normal"/>
-    <w:next w:val="Normal"/>
-    <w:link w:val="SubtitleChar"/>
-    <w:uiPriority w:val="11"/>
-    <w:qFormat/>
-    <w:rsid w:val="00911EA9"/>
-    <w:pPr>
-      <w:numPr>
-        <w:ilvl w:val="1"/>
-      </w:numPr>
-    </w:pPr>
-    <w:rPr>
-      <w:rFonts w:eastAsiaTheme="majorEastAsia" w:cstheme="majorBidi"/>
-      <w:color w:val="595959" w:themeColor="text1" w:themeTint="A6"/>
-      <w:spacing w:val="15"/>
-      <w:sz w:val="28"/>
-      <w:szCs w:val="28"/>
-    </w:rPr>
-  </w:style>
-  <w:style w:type="character" w:customStyle="1" w:styleId="SubtitleChar">
-    <w:name w:val="Subtitle Char"/>
-    <w:basedOn w:val="DefaultParagraphFont"/>
-    <w:link w:val="Subtitle"/>
-    <w:uiPriority w:val="11"/>
-    <w:rsid w:val="00911EA9"/>
-    <w:rPr>
-      <w:rFonts w:eastAsiaTheme="majorEastAsia" w:cstheme="majorBidi"/>
-      <w:color w:val="595959" w:themeColor="text1" w:themeTint="A6"/>
-      <w:spacing w:val="15"/>
-      <w:sz w:val="28"/>
-      <w:szCs w:val="28"/>
-    </w:rPr>
-  </w:style>
-  <w:style w:type="paragraph" w:styleId="Quote">
-    <w:name w:val="Quote"/>
-    <w:basedOn w:val="Normal"/>
-    <w:next w:val="Normal"/>
-    <w:link w:val="QuoteChar"/>
-    <w:uiPriority w:val="29"/>
-    <w:qFormat/>
-    <w:rsid w:val="00911EA9"/>
-    <w:pPr>
-      <w:spacing w:before="160"/>
-      <w:jc w:val="center"/>
-    </w:pPr>
-    <w:rPr>
-      <w:i/>
-      <w:iCs/>
-      <w:color w:val="404040" w:themeColor="text1" w:themeTint="BF"/>
-    </w:rPr>
-  </w:style>
-  <w:style w:type="character" w:customStyle="1" w:styleId="QuoteChar">
-    <w:name w:val="Quote Char"/>
-    <w:basedOn w:val="DefaultParagraphFont"/>
-    <w:link w:val="Quote"/>
-    <w:uiPriority w:val="29"/>
-    <w:rsid w:val="00911EA9"/>
-    <w:rPr>
-      <w:i/>
-      <w:iCs/>
-      <w:color w:val="404040" w:themeColor="text1" w:themeTint="BF"/>
-    </w:rPr>
-  </w:style>
-  <w:style w:type="paragraph" w:styleId="ListParagraph">
-    <w:name w:val="List Paragraph"/>
-    <w:basedOn w:val="Normal"/>
-    <w:uiPriority w:val="34"/>
-    <w:qFormat/>
-    <w:rsid w:val="00911EA9"/>
-    <w:pPr>
-      <w:ind w:left="720"/>
-      <w:contextualSpacing/>
-    </w:pPr>
-  </w:style>
-  <w:style w:type="character" w:styleId="IntenseEmphasis">
-    <w:name w:val="Intense Emphasis"/>
-    <w:basedOn w:val="DefaultParagraphFont"/>
-    <w:uiPriority w:val="21"/>
-    <w:qFormat/>
-    <w:rsid w:val="00911EA9"/>
-    <w:rPr>
-      <w:i/>
-      <w:iCs/>
-      <w:color w:val="0F4761" w:themeColor="accent1" w:themeShade="BF"/>
-    </w:rPr>
-  </w:style>
-  <w:style w:type="paragraph" w:styleId="IntenseQuote">
-    <w:name w:val="Intense Quote"/>
-    <w:basedOn w:val="Normal"/>
-    <w:next w:val="Normal"/>
-    <w:link w:val="IntenseQuoteChar"/>
-    <w:uiPriority w:val="30"/>
-    <w:qFormat/>
-    <w:rsid w:val="00911EA9"/>
-    <w:pPr>
-      <w:pBdr>
-        <w:top w:val="single" w:sz="4" w:space="10" w:color="0F4761" w:themeColor="accent1" w:themeShade="BF"/>
-        <w:bottom w:val="single" w:sz="4" w:space="10" w:color="0F4761" w:themeColor="accent1" w:themeShade="BF"/>
-      </w:pBdr>
-      <w:spacing w:before="360" w:after="360"/>
-      <w:ind w:left="864" w:right="864"/>
-      <w:jc w:val="center"/>
-    </w:pPr>
-    <w:rPr>
-      <w:i/>
-      <w:iCs/>
-      <w:color w:val="0F4761" w:themeColor="accent1" w:themeShade="BF"/>
-    </w:rPr>
-  </w:style>
-  <w:style w:type="character" w:customStyle="1" w:styleId="IntenseQuoteChar">
-    <w:name w:val="Intense Quote Char"/>
-    <w:basedOn w:val="DefaultParagraphFont"/>
-    <w:link w:val="IntenseQuote"/>
-    <w:uiPriority w:val="30"/>
-    <w:rsid w:val="00911EA9"/>
-    <w:rPr>
-      <w:i/>
-      <w:iCs/>
-      <w:color w:val="0F4761" w:themeColor="accent1" w:themeShade="BF"/>
-    </w:rPr>
-  </w:style>
-  <w:style w:type="character" w:styleId="IntenseReference">
-    <w:name w:val="Intense Reference"/>
-    <w:basedOn w:val="DefaultParagraphFont"/>
-    <w:uiPriority w:val="32"/>
-    <w:qFormat/>
-    <w:rsid w:val="00911EA9"/>
-    <w:rPr>
-      <w:b/>
-      <w:bCs/>
-      <w:smallCaps/>
-      <w:color w:val="0F4761" w:themeColor="accent1" w:themeShade="BF"/>
-      <w:spacing w:val="5"/>
-    </w:rPr>
-  </w:style>
 </w:styles>
 </file>
 
 <file path=word/theme/theme1.xml><?xml version="1.0" encoding="utf-8"?>
-<a:theme xmlns:a="http://schemas.openxmlformats.org/drawingml/2006/main" name="Office Theme">
+<a:theme xmlns:a="http://schemas.openxmlformats.org/drawingml/2006/main" xmlns:r="http://schemas.openxmlformats.org/officeDocument/2006/relationships" name="Office Theme">
   <a:themeElements>
     <a:clrScheme name="Office">
       <a:dk1>
-        <a:sysClr val="windowText" lastClr="000000"/>
+        <a:srgbClr val="000000"/>
       </a:dk1>
       <a:lt1>
-        <a:sysClr val="window" lastClr="FFFFFF"/>
+        <a:srgbClr val="ffffff"/>
       </a:lt1>
       <a:dk2>
-        <a:srgbClr val="0E2841"/>
+        <a:srgbClr val="0e2841"/>
       </a:dk2>
       <a:lt2>
-        <a:srgbClr val="E8E8E8"/>
+        <a:srgbClr val="e8e8e8"/>
       </a:lt2>
       <a:accent1>
         <a:srgbClr val="156082"/>
       </a:accent1>
       <a:accent2>
-        <a:srgbClr val="E97132"/>
+        <a:srgbClr val="e97132"/>
       </a:accent2>
       <a:accent3>
-        <a:srgbClr val="196B24"/>
+        <a:srgbClr val="196b24"/>
       </a:accent3>
       <a:accent4>
-        <a:srgbClr val="0F9ED5"/>
+        <a:srgbClr val="0f9ed5"/>
       </a:accent4>
       <a:accent5>
-        <a:srgbClr val="A02B93"/>
+        <a:srgbClr val="a02b93"/>
       </a:accent5>
       <a:accent6>
-        <a:srgbClr val="4EA72E"/>
+        <a:srgbClr val="4ea72e"/>
       </a:accent6>
       <a:hlink>
         <a:srgbClr val="467886"/>
       </a:hlink>
       <a:folHlink>
-        <a:srgbClr val="96607D"/>
+        <a:srgbClr val="96607d"/>
       </a:folHlink>
     </a:clrScheme>
     <a:fontScheme name="Office">
       <a:majorFont>
-        <a:latin typeface="Aptos Display" panose="02110004020202020204"/>
+        <a:latin typeface="Aptos Display" panose="02110004020202020204" pitchFamily="0" charset="1"/>
         <a:ea typeface=""/>
         <a:cs typeface=""/>
-        <a:font script="Jpan" typeface="游ゴシック Light"/>
-        <a:font script="Hang" typeface="맑은 고딕"/>
-        <a:font script="Hans" typeface="等线 Light"/>
-        <a:font script="Hant" typeface="新細明體"/>
-        <a:font script="Arab" typeface="Times New Roman"/>
-        <a:font script="Hebr" typeface="Times New Roman"/>
-        <a:font script="Thai" typeface="Angsana New"/>
-        <a:font script="Ethi" typeface="Nyala"/>
-        <a:font script="Beng" typeface="Vrinda"/>
-        <a:font script="Gujr" typeface="Shruti"/>
-        <a:font script="Khmr" typeface="MoolBoran"/>
-        <a:font script="Knda" typeface="Tunga"/>
-        <a:font script="Guru" typeface="Raavi"/>
-        <a:font script="Cans" typeface="Euphemia"/>
-        <a:font script="Cher" typeface="Plantagenet Cherokee"/>
-        <a:font script="Yiii" typeface="Microsoft Yi Baiti"/>
-        <a:font script="Tibt" typeface="Microsoft Himalaya"/>
-        <a:font script="Thaa" typeface="MV Boli"/>
-        <a:font script="Deva" typeface="Mangal"/>
-        <a:font script="Telu" typeface="Gautami"/>
-        <a:font script="Taml" typeface="Latha"/>
-        <a:font script="Syrc" typeface="Estrangelo Edessa"/>
-        <a:font script="Orya" typeface="Kalinga"/>
-        <a:font script="Mlym" typeface="Kartika"/>
-        <a:font script="Laoo" typeface="DokChampa"/>
-        <a:font script="Sinh" typeface="Iskoola Pota"/>
-        <a:font script="Mong" typeface="Mongolian Baiti"/>
-        <a:font script="Viet" typeface="Times New Roman"/>
-        <a:font script="Uigh" typeface="Microsoft Uighur"/>
-        <a:font script="Geor" typeface="Sylfaen"/>
-        <a:font script="Armn" typeface="Arial"/>
-        <a:font script="Bugi" typeface="Leelawadee UI"/>
-        <a:font script="Bopo" typeface="Microsoft JhengHei"/>
-        <a:font script="Java" typeface="Javanese Text"/>
-        <a:font script="Lisu" typeface="Segoe UI"/>
-        <a:font script="Mymr" typeface="Myanmar Text"/>
-        <a:font script="Nkoo" typeface="Ebrima"/>
-        <a:font script="Olck" typeface="Nirmala UI"/>
-        <a:font script="Osma" typeface="Ebrima"/>
-        <a:font script="Phag" typeface="Phagspa"/>
-        <a:font script="Syrn" typeface="Estrangelo Edessa"/>
-        <a:font script="Syrj" typeface="Estrangelo Edessa"/>
-        <a:font script="Syre" typeface="Estrangelo Edessa"/>
-        <a:font script="Sora" typeface="Nirmala UI"/>
-        <a:font script="Tale" typeface="Microsoft Tai Le"/>
-        <a:font script="Talu" typeface="Microsoft New Tai Lue"/>
-        <a:font script="Tfng" typeface="Ebrima"/>
       </a:majorFont>
       <a:minorFont>
-        <a:latin typeface="Aptos" panose="02110004020202020204"/>
+        <a:latin typeface="Aptos" panose="02110004020202020204" pitchFamily="0" charset="1"/>
         <a:ea typeface=""/>
         <a:cs typeface=""/>
-        <a:font script="Jpan" typeface="游明朝"/>
-        <a:font script="Hang" typeface="맑은 고딕"/>
-        <a:font script="Hans" typeface="等线"/>
-        <a:font script="Hant" typeface="新細明體"/>
-        <a:font script="Arab" typeface="Arial"/>
-        <a:font script="Hebr" typeface="Arial"/>
-        <a:font script="Thai" typeface="Cordia New"/>
-        <a:font script="Ethi" typeface="Nyala"/>
-        <a:font script="Beng" typeface="Vrinda"/>
-        <a:font script="Gujr" typeface="Shruti"/>
-        <a:font script="Khmr" typeface="DaunPenh"/>
-        <a:font script="Knda" typeface="Tunga"/>
-        <a:font script="Guru" typeface="Raavi"/>
-        <a:font script="Cans" typeface="Euphemia"/>
-        <a:font script="Cher" typeface="Plantagenet Cherokee"/>
-        <a:font script="Yiii" typeface="Microsoft Yi Baiti"/>
-        <a:font script="Tibt" typeface="Microsoft Himalaya"/>
-        <a:font script="Thaa" typeface="MV Boli"/>
-        <a:font script="Deva" typeface="Mangal"/>
-        <a:font script="Telu" typeface="Gautami"/>
-        <a:font script="Taml" typeface="Latha"/>
-        <a:font script="Syrc" typeface="Estrangelo Edessa"/>
-        <a:font script="Orya" typeface="Kalinga"/>
-        <a:font script="Mlym" typeface="Kartika"/>
-        <a:font script="Laoo" typeface="DokChampa"/>
-        <a:font script="Sinh" typeface="Iskoola Pota"/>
-        <a:font script="Mong" typeface="Mongolian Baiti"/>
-        <a:font script="Viet" typeface="Arial"/>
-        <a:font script="Uigh" typeface="Microsoft Uighur"/>
-        <a:font script="Geor" typeface="Sylfaen"/>
-        <a:font script="Armn" typeface="Arial"/>
-        <a:font script="Bugi" typeface="Leelawadee UI"/>
-        <a:font script="Bopo" typeface="Microsoft JhengHei"/>
-        <a:font script="Java" typeface="Javanese Text"/>
-        <a:font script="Lisu" typeface="Segoe UI"/>
-        <a:font script="Mymr" typeface="Myanmar Text"/>
-        <a:font script="Nkoo" typeface="Ebrima"/>
-        <a:font script="Olck" typeface="Nirmala UI"/>
-        <a:font script="Osma" typeface="Ebrima"/>
-        <a:font script="Phag" typeface="Phagspa"/>
-        <a:font script="Syrn" typeface="Estrangelo Edessa"/>
-        <a:font script="Syrj" typeface="Estrangelo Edessa"/>
-        <a:font script="Syre" typeface="Estrangelo Edessa"/>
-        <a:font script="Sora" typeface="Nirmala UI"/>
-        <a:font script="Tale" typeface="Microsoft Tai Le"/>
-        <a:font script="Talu" typeface="Microsoft New Tai Lue"/>
-        <a:font script="Tfng" typeface="Ebrima"/>
       </a:minorFont>
     </a:fontScheme>
-    <a:fmtScheme name="Office">
+    <a:fmtScheme>
       <a:fillStyleLst>
         <a:solidFill>
           <a:schemeClr val="phClr"/>
         </a:solidFill>
-        <a:gradFill rotWithShape="1">
+        <a:gradFill>
           <a:gsLst>
             <a:gs pos="0">
               <a:schemeClr val="phClr">
                 <a:lumMod val="110000"/>
-                <a:satMod val="105000"/>
                 <a:tint val="67000"/>
               </a:schemeClr>
             </a:gs>
             <a:gs pos="50000">
               <a:schemeClr val="phClr">
                 <a:lumMod val="105000"/>
-                <a:satMod val="103000"/>
                 <a:tint val="73000"/>
               </a:schemeClr>
             </a:gs>
             <a:gs pos="100000">
               <a:schemeClr val="phClr">
                 <a:lumMod val="105000"/>
-                <a:satMod val="109000"/>
                 <a:tint val="81000"/>
               </a:schemeClr>
             </a:gs>
           </a:gsLst>
           <a:lin ang="5400000" scaled="0"/>
+          <a:tileRect l="0" t="0" r="0" b="0"/>
         </a:gradFill>
-        <a:gradFill rotWithShape="1">
+        <a:gradFill>
           <a:gsLst>
             <a:gs pos="0">
               <a:schemeClr val="phClr">
-                <a:satMod val="103000"/>
                 <a:lumMod val="102000"/>
                 <a:tint val="94000"/>
               </a:schemeClr>
             </a:gs>
             <a:gs pos="50000">
               <a:schemeClr val="phClr">
-                <a:satMod val="110000"/>
                 <a:lumMod val="100000"/>
                 <a:shade val="100000"/>
               </a:schemeClr>
@@ -1328,33 +1534,24 @@
             <a:gs pos="100000">
               <a:schemeClr val="phClr">
                 <a:lumMod val="99000"/>
-                <a:satMod val="120000"/>
                 <a:shade val="78000"/>
               </a:schemeClr>
             </a:gs>
           </a:gsLst>
           <a:lin ang="5400000" scaled="0"/>
+          <a:tileRect l="0" t="0" r="0" b="0"/>
         </a:gradFill>
       </a:fillStyleLst>
       <a:lnStyleLst>
         <a:ln w="12700" cap="flat" cmpd="sng" algn="ctr">
-          <a:solidFill>
-            <a:schemeClr val="phClr"/>
-          </a:solidFill>
           <a:prstDash val="solid"/>
           <a:miter lim="800000"/>
         </a:ln>
         <a:ln w="19050" cap="flat" cmpd="sng" algn="ctr">
-          <a:solidFill>
-            <a:schemeClr val="phClr"/>
-          </a:solidFill>
           <a:prstDash val="solid"/>
           <a:miter lim="800000"/>
         </a:ln>
         <a:ln w="25400" cap="flat" cmpd="sng" algn="ctr">
-          <a:solidFill>
-            <a:schemeClr val="phClr"/>
-          </a:solidFill>
           <a:prstDash val="solid"/>
           <a:miter lim="800000"/>
         </a:ln>
@@ -1367,13 +1564,7 @@
           <a:effectLst/>
         </a:effectStyle>
         <a:effectStyle>
-          <a:effectLst>
-            <a:outerShdw blurRad="57150" dist="19050" dir="5400000" algn="ctr" rotWithShape="0">
-              <a:srgbClr val="000000">
-                <a:alpha val="63000"/>
-              </a:srgbClr>
-            </a:outerShdw>
-          </a:effectLst>
+          <a:effectLst/>
         </a:effectStyle>
       </a:effectStyleLst>
       <a:bgFillStyleLst>
@@ -1383,15 +1574,13 @@
         <a:solidFill>
           <a:schemeClr val="phClr">
             <a:tint val="95000"/>
-            <a:satMod val="170000"/>
           </a:schemeClr>
         </a:solidFill>
-        <a:gradFill rotWithShape="1">
+        <a:gradFill>
           <a:gsLst>
             <a:gs pos="0">
               <a:schemeClr val="phClr">
                 <a:tint val="93000"/>
-                <a:satMod val="150000"/>
                 <a:shade val="98000"/>
                 <a:lumMod val="102000"/>
               </a:schemeClr>
@@ -1399,7 +1588,6 @@
             <a:gs pos="50000">
               <a:schemeClr val="phClr">
                 <a:tint val="98000"/>
-                <a:satMod val="130000"/>
                 <a:shade val="90000"/>
                 <a:lumMod val="103000"/>
               </a:schemeClr>
@@ -1407,41 +1595,14 @@
             <a:gs pos="100000">
               <a:schemeClr val="phClr">
                 <a:shade val="63000"/>
-                <a:satMod val="120000"/>
               </a:schemeClr>
             </a:gs>
           </a:gsLst>
           <a:lin ang="5400000" scaled="0"/>
+          <a:tileRect l="0" t="0" r="0" b="0"/>
         </a:gradFill>
       </a:bgFillStyleLst>
     </a:fmtScheme>
   </a:themeElements>
-  <a:objectDefaults>
-    <a:lnDef>
-      <a:spPr/>
-      <a:bodyPr/>
-      <a:lstStyle/>
-      <a:style>
-        <a:lnRef idx="2">
-          <a:schemeClr val="accent1"/>
-        </a:lnRef>
-        <a:fillRef idx="0">
-          <a:schemeClr val="accent1"/>
-        </a:fillRef>
-        <a:effectRef idx="1">
-          <a:schemeClr val="accent1"/>
-        </a:effectRef>
-        <a:fontRef idx="minor">
-          <a:schemeClr val="tx1"/>
-        </a:fontRef>
-      </a:style>
-    </a:lnDef>
-  </a:objectDefaults>
-  <a:extraClrSchemeLst/>
-  <a:extLst>
-    <a:ext uri="{05A4C25C-085E-4340-85A3-A5531E510DB2}">
-      <thm15:themeFamily xmlns:thm15="http://schemas.microsoft.com/office/thememl/2012/main" name="Office Theme" id="{2E142A2C-CD16-42D6-873A-C26D2A0506FA}" vid="{1BDDFF52-6CD6-40A5-AB3C-68EB2F1E4D0A}"/>
-    </a:ext>
-  </a:extLst>
 </a:theme>
 </file>